--- a/fixtures/jakes/jakes-references-letter.docx
+++ b/fixtures/jakes/jakes-references-letter.docx
@@ -127,7 +127,7 @@
         <w:rPr>
           <w:rtl w:val="0"/>
         </w:rPr>
-        <w:t xml:space="preserve">Northwind Freight</w:t>
+        <w:t xml:space="preserve">Ironhaw Freight</w:t>
       </w:r>
     </w:p>
     <w:p>

--- a/fixtures/jakes/jakes-references-letter.docx
+++ b/fixtures/jakes/jakes-references-letter.docx
@@ -141,7 +141,7 @@
           <w:rPr>
             <w:rtl w:val="0"/>
           </w:rPr>
-          <w:t xml:space="preserve">priya.raman@northwindfreight.com</w:t>
+          <w:t xml:space="preserve">priya.raman@example.com</w:t>
         </w:r>
       </w:hyperlink>
       <w:r>
@@ -228,7 +228,7 @@
           <w:rPr>
             <w:rtl w:val="0"/>
           </w:rPr>
-          <w:t xml:space="preserve">m.osei@lakeshorestate.edu</w:t>
+          <w:t xml:space="preserve">m.osei@example.org</w:t>
         </w:r>
       </w:hyperlink>
       <w:r>
@@ -315,7 +315,7 @@
           <w:rPr>
             <w:rtl w:val="0"/>
           </w:rPr>
-          <w:t xml:space="preserve">laura.kim@lakeshorestate.edu</w:t>
+          <w:t xml:space="preserve">laura.kim@example.org</w:t>
         </w:r>
       </w:hyperlink>
       <w:r>

--- a/fixtures/jakes/jakes-references-letter.docx
+++ b/fixtures/jakes/jakes-references-letter.docx
@@ -31,7 +31,7 @@
           <w:rPr>
             <w:rtl w:val="0"/>
           </w:rPr>
-          <w:t xml:space="preserve">jordan.ellis@email.com</w:t>
+          <w:t xml:space="preserve">jordan.ellis@example.com</w:t>
         </w:r>
       </w:hyperlink>
       <w:r>
